--- a/docs/papers/publication/jmir_submission_package/Paper2_JMIR_Manuscript_2026-09-10.docx
+++ b/docs/papers/publication/jmir_submission_package/Paper2_JMIR_Manuscript_2026-09-10.docx
@@ -4003,7 +4003,7 @@
     </w:p>
     <w:p>
       <w:r>
-        <w:t>The authors thank the management and nursing staff, and the residents of the participating residential care facility in Southern China, for their generous cooperation. Supervision by Prof. Chi Fai Cheung at The Hong Kong Polytechnic University is gratefully acknowledged. AI tooling (Anthropic Claude Code and API services) was used as an enabling technology for game development and difficulty adaptation; the contribution of this paper is the behavioural analysis and the design framework.</w:t>
+        <w:t>The authors thank the management and nursing staff, and the residents of the participating residential care facility in Southern China, for their generous cooperation. Supervision by Prof. Chi Fai Cheung at The Hong Kong Polytechnic University is gratefully acknowledged. AI tooling (Anthropic Claude Code and API services) was used as an enabling technology for game development and difficulty adaptation; the contribution of this paper is the behavioural analysis and the design framework. This research received no external funding.</w:t>
       </w:r>
     </w:p>
     <w:p>

--- a/docs/papers/publication/jmir_submission_package/Paper2_JMIR_Manuscript_2026-09-10.docx
+++ b/docs/papers/publication/jmir_submission_package/Paper2_JMIR_Manuscript_2026-09-10.docx
@@ -344,7 +344,7 @@
     </w:p>
     <w:p>
       <w:r>
-        <w:t>The programme operates under the ethics policy of The Hong Kong Polytechnic University and in accordance with the Declaration of Helsinki; the programme, including the characterisation of the Stage-2 consent arrangement, was approved by the university's Human Subjects Ethics Sub-Committee (application reference HSEARS20260805008; Principal Investigator: Prof. C. F. Cheung; approved in August 2026, following completion of the June–August 2025 fieldwork; the approval covers the procedures as conducted). [Working-draft note: the exact approval date and the scope wording of the approval memorandum are pending verification against the memo; the application reference number is confirmed.] The procedure is reported exactly as conducted. The facility's management, operators and nursing team approved and supported the deployment (gatekeeper consent, recorded); residents were invited by the facility to try the gamified system as a facility activity, and play was voluntary and free of charge. Participants were not told during the deployment that play formed part of a research project: announcing a fall-risk study would have re-imposed the clinical assessment frame whose behavioural effect was under study, so incomplete disclosure was integral to the design. Written consent was obtained retrospectively from the sustained participants at the close of the eight-week cycle; dropouts did not sign, and this limitation is acknowledged. Facility staff screened residents' suitability for the standing activity; trained facility personnel remained present throughout sessions, with non-slip flooring and grab rails in reach, and no adverse events occurred. All data were pseudonymised at collection.</w:t>
+        <w:t>The programme operates under the ethics policy of The Hong Kong Polytechnic University and in accordance with the Declaration of Helsinki; the programme, including the characterisation of the Stage-2 consent arrangement, was approved by the university's Human Subjects Ethics Sub-Committee (application reference HSEARS20260805008; Principal Investigator: Prof. C. F. Cheung; approved 6 August 2026 by the Departmental Research Committee of the Department of Industrial and Systems Engineering on behalf of the PolyU Institutional Review Board, for the approval period 16 June 2024 to 30 October 2026, following completion of the June–August 2025 fieldwork; the approval covers the procedures as conducted). The procedure is reported exactly as conducted. The facility's management, operators and nursing team approved and supported the deployment (gatekeeper consent, recorded); residents were invited by the facility to try the gamified system as a facility activity, and play was voluntary and free of charge. Participants were not told during the deployment that play formed part of a research project: announcing a fall-risk study would have re-imposed the clinical assessment frame whose behavioural effect was under study, so incomplete disclosure was integral to the design. Written consent was obtained retrospectively from the sustained participants at the close of the eight-week cycle; dropouts did not sign, and this limitation is acknowledged. Facility staff screened residents' suitability for the standing activity; trained facility personnel remained present throughout sessions, with non-slip flooring and grab rails in reach, and no adverse events occurred. All data were pseudonymised at collection.</w:t>
       </w:r>
     </w:p>
     <w:p>

--- a/docs/papers/publication/jmir_submission_package/Paper2_JMIR_Manuscript_2026-09-10.docx
+++ b/docs/papers/publication/jmir_submission_package/Paper2_JMIR_Manuscript_2026-09-10.docx
@@ -3629,7 +3629,7 @@
           </w:tcPr>
           <w:p>
             <w:r>
-              <w:t>Symptom-improvement entries compiled by the researcher from therapists’ near-daily verbal reports (therapists kept no written per-participant records); satisfaction ratings from the after-game questionnaire.</w:t>
+              <w:t>Symptom-improvement entries compiled by the researcher from therapists’ near-daily verbal reports (therapists kept no written per-participant records); satisfaction ratings from the after-game questionnaire.; satisfaction ratings from the after-game participant questionnaire</w:t>
             </w:r>
           </w:p>
         </w:tc>
